--- a/tillsyn/A 40920-2024 tillsynsbegäran.docx
+++ b/tillsyn/A 40920-2024 tillsynsbegäran.docx
@@ -405,7 +405,7 @@
     <w:r>
       <w:tab/>
       <w:tab/>
-      <w:t>2025-01-21</w:t>
+      <w:t>2025-01-22</w:t>
       <w:br/>
       <w:br/>
     </w:r>

--- a/tillsyn/A 40920-2024 tillsynsbegäran.docx
+++ b/tillsyn/A 40920-2024 tillsynsbegäran.docx
@@ -405,7 +405,7 @@
     <w:r>
       <w:tab/>
       <w:tab/>
-      <w:t>2025-01-22</w:t>
+      <w:t>2025-01-23</w:t>
       <w:br/>
       <w:br/>
     </w:r>

--- a/tillsyn/A 40920-2024 tillsynsbegäran.docx
+++ b/tillsyn/A 40920-2024 tillsynsbegäran.docx
@@ -405,7 +405,7 @@
     <w:r>
       <w:tab/>
       <w:tab/>
-      <w:t>2025-01-23</w:t>
+      <w:t>2025-01-24</w:t>
       <w:br/>
       <w:br/>
     </w:r>

--- a/tillsyn/A 40920-2024 tillsynsbegäran.docx
+++ b/tillsyn/A 40920-2024 tillsynsbegäran.docx
@@ -405,7 +405,7 @@
     <w:r>
       <w:tab/>
       <w:tab/>
-      <w:t>2025-01-30</w:t>
+      <w:t>2025-01-31</w:t>
       <w:br/>
       <w:br/>
     </w:r>

--- a/tillsyn/A 40920-2024 tillsynsbegäran.docx
+++ b/tillsyn/A 40920-2024 tillsynsbegäran.docx
@@ -405,7 +405,7 @@
     <w:r>
       <w:tab/>
       <w:tab/>
-      <w:t>2025-01-31</w:t>
+      <w:t>2025-02-02</w:t>
       <w:br/>
       <w:br/>
     </w:r>

--- a/tillsyn/A 40920-2024 tillsynsbegäran.docx
+++ b/tillsyn/A 40920-2024 tillsynsbegäran.docx
@@ -405,7 +405,7 @@
     <w:r>
       <w:tab/>
       <w:tab/>
-      <w:t>2025-02-02</w:t>
+      <w:t>2025-02-03</w:t>
       <w:br/>
       <w:br/>
     </w:r>

--- a/tillsyn/A 40920-2024 tillsynsbegäran.docx
+++ b/tillsyn/A 40920-2024 tillsynsbegäran.docx
@@ -405,7 +405,7 @@
     <w:r>
       <w:tab/>
       <w:tab/>
-      <w:t>2025-02-03</w:t>
+      <w:t>2025-02-04</w:t>
       <w:br/>
       <w:br/>
     </w:r>

--- a/tillsyn/A 40920-2024 tillsynsbegäran.docx
+++ b/tillsyn/A 40920-2024 tillsynsbegäran.docx
@@ -405,7 +405,7 @@
     <w:r>
       <w:tab/>
       <w:tab/>
-      <w:t>2025-02-04</w:t>
+      <w:t>2025-02-05</w:t>
       <w:br/>
       <w:br/>
     </w:r>

--- a/tillsyn/A 40920-2024 tillsynsbegäran.docx
+++ b/tillsyn/A 40920-2024 tillsynsbegäran.docx
@@ -405,7 +405,7 @@
     <w:r>
       <w:tab/>
       <w:tab/>
-      <w:t>2025-02-05</w:t>
+      <w:t>2025-02-06</w:t>
       <w:br/>
       <w:br/>
     </w:r>

--- a/tillsyn/A 40920-2024 tillsynsbegäran.docx
+++ b/tillsyn/A 40920-2024 tillsynsbegäran.docx
@@ -405,7 +405,7 @@
     <w:r>
       <w:tab/>
       <w:tab/>
-      <w:t>2025-02-06</w:t>
+      <w:t>2025-02-07</w:t>
       <w:br/>
       <w:br/>
     </w:r>

--- a/tillsyn/A 40920-2024 tillsynsbegäran.docx
+++ b/tillsyn/A 40920-2024 tillsynsbegäran.docx
@@ -405,7 +405,7 @@
     <w:r>
       <w:tab/>
       <w:tab/>
-      <w:t>2025-02-07</w:t>
+      <w:t>2025-02-08</w:t>
       <w:br/>
       <w:br/>
     </w:r>

--- a/tillsyn/A 40920-2024 tillsynsbegäran.docx
+++ b/tillsyn/A 40920-2024 tillsynsbegäran.docx
@@ -405,7 +405,7 @@
     <w:r>
       <w:tab/>
       <w:tab/>
-      <w:t>2025-02-08</w:t>
+      <w:t>2025-02-09</w:t>
       <w:br/>
       <w:br/>
     </w:r>

--- a/tillsyn/A 40920-2024 tillsynsbegäran.docx
+++ b/tillsyn/A 40920-2024 tillsynsbegäran.docx
@@ -405,7 +405,7 @@
     <w:r>
       <w:tab/>
       <w:tab/>
-      <w:t>2025-02-09</w:t>
+      <w:t>2025-02-10</w:t>
       <w:br/>
       <w:br/>
     </w:r>

--- a/tillsyn/A 40920-2024 tillsynsbegäran.docx
+++ b/tillsyn/A 40920-2024 tillsynsbegäran.docx
@@ -405,7 +405,7 @@
     <w:r>
       <w:tab/>
       <w:tab/>
-      <w:t>2025-02-10</w:t>
+      <w:t>2025-02-11</w:t>
       <w:br/>
       <w:br/>
     </w:r>

--- a/tillsyn/A 40920-2024 tillsynsbegäran.docx
+++ b/tillsyn/A 40920-2024 tillsynsbegäran.docx
@@ -405,7 +405,7 @@
     <w:r>
       <w:tab/>
       <w:tab/>
-      <w:t>2025-02-11</w:t>
+      <w:t>2025-02-12</w:t>
       <w:br/>
       <w:br/>
     </w:r>

--- a/tillsyn/A 40920-2024 tillsynsbegäran.docx
+++ b/tillsyn/A 40920-2024 tillsynsbegäran.docx
@@ -405,7 +405,7 @@
     <w:r>
       <w:tab/>
       <w:tab/>
-      <w:t>2025-02-12</w:t>
+      <w:t>2025-02-13</w:t>
       <w:br/>
       <w:br/>
     </w:r>

--- a/tillsyn/A 40920-2024 tillsynsbegäran.docx
+++ b/tillsyn/A 40920-2024 tillsynsbegäran.docx
@@ -405,7 +405,7 @@
     <w:r>
       <w:tab/>
       <w:tab/>
-      <w:t>2025-02-13</w:t>
+      <w:t>2025-02-14</w:t>
       <w:br/>
       <w:br/>
     </w:r>

--- a/tillsyn/A 40920-2024 tillsynsbegäran.docx
+++ b/tillsyn/A 40920-2024 tillsynsbegäran.docx
@@ -405,7 +405,7 @@
     <w:r>
       <w:tab/>
       <w:tab/>
-      <w:t>2025-02-14</w:t>
+      <w:t>2025-02-15</w:t>
       <w:br/>
       <w:br/>
     </w:r>

--- a/tillsyn/A 40920-2024 tillsynsbegäran.docx
+++ b/tillsyn/A 40920-2024 tillsynsbegäran.docx
@@ -405,7 +405,7 @@
     <w:r>
       <w:tab/>
       <w:tab/>
-      <w:t>2025-02-15</w:t>
+      <w:t>2025-02-16</w:t>
       <w:br/>
       <w:br/>
     </w:r>

--- a/tillsyn/A 40920-2024 tillsynsbegäran.docx
+++ b/tillsyn/A 40920-2024 tillsynsbegäran.docx
@@ -405,7 +405,7 @@
     <w:r>
       <w:tab/>
       <w:tab/>
-      <w:t>2025-02-16</w:t>
+      <w:t>2025-02-17</w:t>
       <w:br/>
       <w:br/>
     </w:r>

--- a/tillsyn/A 40920-2024 tillsynsbegäran.docx
+++ b/tillsyn/A 40920-2024 tillsynsbegäran.docx
@@ -405,7 +405,7 @@
     <w:r>
       <w:tab/>
       <w:tab/>
-      <w:t>2025-02-17</w:t>
+      <w:t>2025-02-18</w:t>
       <w:br/>
       <w:br/>
     </w:r>

--- a/tillsyn/A 40920-2024 tillsynsbegäran.docx
+++ b/tillsyn/A 40920-2024 tillsynsbegäran.docx
@@ -405,7 +405,7 @@
     <w:r>
       <w:tab/>
       <w:tab/>
-      <w:t>2025-02-18</w:t>
+      <w:t>2025-02-19</w:t>
       <w:br/>
       <w:br/>
     </w:r>

--- a/tillsyn/A 40920-2024 tillsynsbegäran.docx
+++ b/tillsyn/A 40920-2024 tillsynsbegäran.docx
@@ -405,7 +405,7 @@
     <w:r>
       <w:tab/>
       <w:tab/>
-      <w:t>2025-02-19</w:t>
+      <w:t>2025-02-20</w:t>
       <w:br/>
       <w:br/>
     </w:r>

--- a/tillsyn/A 40920-2024 tillsynsbegäran.docx
+++ b/tillsyn/A 40920-2024 tillsynsbegäran.docx
@@ -405,7 +405,7 @@
     <w:r>
       <w:tab/>
       <w:tab/>
-      <w:t>2025-02-20</w:t>
+      <w:t>2025-02-21</w:t>
       <w:br/>
       <w:br/>
     </w:r>

--- a/tillsyn/A 40920-2024 tillsynsbegäran.docx
+++ b/tillsyn/A 40920-2024 tillsynsbegäran.docx
@@ -405,7 +405,7 @@
     <w:r>
       <w:tab/>
       <w:tab/>
-      <w:t>2025-02-21</w:t>
+      <w:t>2025-02-22</w:t>
       <w:br/>
       <w:br/>
     </w:r>

--- a/tillsyn/A 40920-2024 tillsynsbegäran.docx
+++ b/tillsyn/A 40920-2024 tillsynsbegäran.docx
@@ -405,7 +405,7 @@
     <w:r>
       <w:tab/>
       <w:tab/>
-      <w:t>2025-02-22</w:t>
+      <w:t>2025-02-23</w:t>
       <w:br/>
       <w:br/>
     </w:r>

--- a/tillsyn/A 40920-2024 tillsynsbegäran.docx
+++ b/tillsyn/A 40920-2024 tillsynsbegäran.docx
@@ -405,7 +405,7 @@
     <w:r>
       <w:tab/>
       <w:tab/>
-      <w:t>2025-02-23</w:t>
+      <w:t>2025-02-24</w:t>
       <w:br/>
       <w:br/>
     </w:r>

--- a/tillsyn/A 40920-2024 tillsynsbegäran.docx
+++ b/tillsyn/A 40920-2024 tillsynsbegäran.docx
@@ -405,7 +405,7 @@
     <w:r>
       <w:tab/>
       <w:tab/>
-      <w:t>2025-02-24</w:t>
+      <w:t>2025-02-25</w:t>
       <w:br/>
       <w:br/>
     </w:r>

--- a/tillsyn/A 40920-2024 tillsynsbegäran.docx
+++ b/tillsyn/A 40920-2024 tillsynsbegäran.docx
@@ -405,7 +405,7 @@
     <w:r>
       <w:tab/>
       <w:tab/>
-      <w:t>2025-02-25</w:t>
+      <w:t>2025-02-26</w:t>
       <w:br/>
       <w:br/>
     </w:r>

--- a/tillsyn/A 40920-2024 tillsynsbegäran.docx
+++ b/tillsyn/A 40920-2024 tillsynsbegäran.docx
@@ -405,7 +405,7 @@
     <w:r>
       <w:tab/>
       <w:tab/>
-      <w:t>2025-02-26</w:t>
+      <w:t>2025-02-27</w:t>
       <w:br/>
       <w:br/>
     </w:r>

--- a/tillsyn/A 40920-2024 tillsynsbegäran.docx
+++ b/tillsyn/A 40920-2024 tillsynsbegäran.docx
@@ -405,7 +405,7 @@
     <w:r>
       <w:tab/>
       <w:tab/>
-      <w:t>2025-02-27</w:t>
+      <w:t>2025-02-28</w:t>
       <w:br/>
       <w:br/>
     </w:r>

--- a/tillsyn/A 40920-2024 tillsynsbegäran.docx
+++ b/tillsyn/A 40920-2024 tillsynsbegäran.docx
@@ -405,7 +405,7 @@
     <w:r>
       <w:tab/>
       <w:tab/>
-      <w:t>2025-02-28</w:t>
+      <w:t>2025-03-01</w:t>
       <w:br/>
       <w:br/>
     </w:r>

--- a/tillsyn/A 40920-2024 tillsynsbegäran.docx
+++ b/tillsyn/A 40920-2024 tillsynsbegäran.docx
@@ -405,7 +405,7 @@
     <w:r>
       <w:tab/>
       <w:tab/>
-      <w:t>2025-03-01</w:t>
+      <w:t>2025-03-02</w:t>
       <w:br/>
       <w:br/>
     </w:r>

--- a/tillsyn/A 40920-2024 tillsynsbegäran.docx
+++ b/tillsyn/A 40920-2024 tillsynsbegäran.docx
@@ -405,7 +405,7 @@
     <w:r>
       <w:tab/>
       <w:tab/>
-      <w:t>2025-03-02</w:t>
+      <w:t>2025-03-03</w:t>
       <w:br/>
       <w:br/>
     </w:r>

--- a/tillsyn/A 40920-2024 tillsynsbegäran.docx
+++ b/tillsyn/A 40920-2024 tillsynsbegäran.docx
@@ -405,7 +405,7 @@
     <w:r>
       <w:tab/>
       <w:tab/>
-      <w:t>2025-03-03</w:t>
+      <w:t>2025-03-04</w:t>
       <w:br/>
       <w:br/>
     </w:r>

--- a/tillsyn/A 40920-2024 tillsynsbegäran.docx
+++ b/tillsyn/A 40920-2024 tillsynsbegäran.docx
@@ -405,7 +405,7 @@
     <w:r>
       <w:tab/>
       <w:tab/>
-      <w:t>2025-03-04</w:t>
+      <w:t>2025-03-05</w:t>
       <w:br/>
       <w:br/>
     </w:r>

--- a/tillsyn/A 40920-2024 tillsynsbegäran.docx
+++ b/tillsyn/A 40920-2024 tillsynsbegäran.docx
@@ -405,7 +405,7 @@
     <w:r>
       <w:tab/>
       <w:tab/>
-      <w:t>2025-03-05</w:t>
+      <w:t>2025-03-06</w:t>
       <w:br/>
       <w:br/>
     </w:r>

--- a/tillsyn/A 40920-2024 tillsynsbegäran.docx
+++ b/tillsyn/A 40920-2024 tillsynsbegäran.docx
@@ -405,7 +405,7 @@
     <w:r>
       <w:tab/>
       <w:tab/>
-      <w:t>2025-03-06</w:t>
+      <w:t>2025-03-07</w:t>
       <w:br/>
       <w:br/>
     </w:r>

--- a/tillsyn/A 40920-2024 tillsynsbegäran.docx
+++ b/tillsyn/A 40920-2024 tillsynsbegäran.docx
@@ -405,7 +405,7 @@
     <w:r>
       <w:tab/>
       <w:tab/>
-      <w:t>2025-03-07</w:t>
+      <w:t>2025-03-08</w:t>
       <w:br/>
       <w:br/>
     </w:r>

--- a/tillsyn/A 40920-2024 tillsynsbegäran.docx
+++ b/tillsyn/A 40920-2024 tillsynsbegäran.docx
@@ -405,7 +405,7 @@
     <w:r>
       <w:tab/>
       <w:tab/>
-      <w:t>2025-03-08</w:t>
+      <w:t>2025-03-09</w:t>
       <w:br/>
       <w:br/>
     </w:r>

--- a/tillsyn/A 40920-2024 tillsynsbegäran.docx
+++ b/tillsyn/A 40920-2024 tillsynsbegäran.docx
@@ -405,7 +405,7 @@
     <w:r>
       <w:tab/>
       <w:tab/>
-      <w:t>2025-03-09</w:t>
+      <w:t>2025-03-10</w:t>
       <w:br/>
       <w:br/>
     </w:r>

--- a/tillsyn/A 40920-2024 tillsynsbegäran.docx
+++ b/tillsyn/A 40920-2024 tillsynsbegäran.docx
@@ -405,7 +405,7 @@
     <w:r>
       <w:tab/>
       <w:tab/>
-      <w:t>2025-03-10</w:t>
+      <w:t>2025-03-11</w:t>
       <w:br/>
       <w:br/>
     </w:r>

--- a/tillsyn/A 40920-2024 tillsynsbegäran.docx
+++ b/tillsyn/A 40920-2024 tillsynsbegäran.docx
@@ -405,7 +405,7 @@
     <w:r>
       <w:tab/>
       <w:tab/>
-      <w:t>2025-03-11</w:t>
+      <w:t>2025-03-12</w:t>
       <w:br/>
       <w:br/>
     </w:r>

--- a/tillsyn/A 40920-2024 tillsynsbegäran.docx
+++ b/tillsyn/A 40920-2024 tillsynsbegäran.docx
@@ -405,7 +405,7 @@
     <w:r>
       <w:tab/>
       <w:tab/>
-      <w:t>2025-03-12</w:t>
+      <w:t>2025-03-13</w:t>
       <w:br/>
       <w:br/>
     </w:r>

--- a/tillsyn/A 40920-2024 tillsynsbegäran.docx
+++ b/tillsyn/A 40920-2024 tillsynsbegäran.docx
@@ -405,7 +405,7 @@
     <w:r>
       <w:tab/>
       <w:tab/>
-      <w:t>2025-03-13</w:t>
+      <w:t>2025-03-14</w:t>
       <w:br/>
       <w:br/>
     </w:r>

--- a/tillsyn/A 40920-2024 tillsynsbegäran.docx
+++ b/tillsyn/A 40920-2024 tillsynsbegäran.docx
@@ -405,7 +405,7 @@
     <w:r>
       <w:tab/>
       <w:tab/>
-      <w:t>2025-03-14</w:t>
+      <w:t>2025-03-15</w:t>
       <w:br/>
       <w:br/>
     </w:r>

--- a/tillsyn/A 40920-2024 tillsynsbegäran.docx
+++ b/tillsyn/A 40920-2024 tillsynsbegäran.docx
@@ -405,7 +405,7 @@
     <w:r>
       <w:tab/>
       <w:tab/>
-      <w:t>2025-03-15</w:t>
+      <w:t>2025-03-16</w:t>
       <w:br/>
       <w:br/>
     </w:r>

--- a/tillsyn/A 40920-2024 tillsynsbegäran.docx
+++ b/tillsyn/A 40920-2024 tillsynsbegäran.docx
@@ -405,7 +405,7 @@
     <w:r>
       <w:tab/>
       <w:tab/>
-      <w:t>2025-03-16</w:t>
+      <w:t>2025-03-17</w:t>
       <w:br/>
       <w:br/>
     </w:r>

--- a/tillsyn/A 40920-2024 tillsynsbegäran.docx
+++ b/tillsyn/A 40920-2024 tillsynsbegäran.docx
@@ -405,7 +405,7 @@
     <w:r>
       <w:tab/>
       <w:tab/>
-      <w:t>2025-03-17</w:t>
+      <w:t>2025-03-18</w:t>
       <w:br/>
       <w:br/>
     </w:r>

--- a/tillsyn/A 40920-2024 tillsynsbegäran.docx
+++ b/tillsyn/A 40920-2024 tillsynsbegäran.docx
@@ -405,7 +405,7 @@
     <w:r>
       <w:tab/>
       <w:tab/>
-      <w:t>2025-03-18</w:t>
+      <w:t>2025-03-19</w:t>
       <w:br/>
       <w:br/>
     </w:r>

--- a/tillsyn/A 40920-2024 tillsynsbegäran.docx
+++ b/tillsyn/A 40920-2024 tillsynsbegäran.docx
@@ -405,7 +405,7 @@
     <w:r>
       <w:tab/>
       <w:tab/>
-      <w:t>2025-03-19</w:t>
+      <w:t>2025-03-20</w:t>
       <w:br/>
       <w:br/>
     </w:r>

--- a/tillsyn/A 40920-2024 tillsynsbegäran.docx
+++ b/tillsyn/A 40920-2024 tillsynsbegäran.docx
@@ -405,7 +405,7 @@
     <w:r>
       <w:tab/>
       <w:tab/>
-      <w:t>2025-03-20</w:t>
+      <w:t>2025-03-21</w:t>
       <w:br/>
       <w:br/>
     </w:r>

--- a/tillsyn/A 40920-2024 tillsynsbegäran.docx
+++ b/tillsyn/A 40920-2024 tillsynsbegäran.docx
@@ -405,7 +405,7 @@
     <w:r>
       <w:tab/>
       <w:tab/>
-      <w:t>2025-03-21</w:t>
+      <w:t>2025-03-22</w:t>
       <w:br/>
       <w:br/>
     </w:r>

--- a/tillsyn/A 40920-2024 tillsynsbegäran.docx
+++ b/tillsyn/A 40920-2024 tillsynsbegäran.docx
@@ -405,7 +405,7 @@
     <w:r>
       <w:tab/>
       <w:tab/>
-      <w:t>2025-03-22</w:t>
+      <w:t>2025-03-23</w:t>
       <w:br/>
       <w:br/>
     </w:r>

--- a/tillsyn/A 40920-2024 tillsynsbegäran.docx
+++ b/tillsyn/A 40920-2024 tillsynsbegäran.docx
@@ -405,7 +405,7 @@
     <w:r>
       <w:tab/>
       <w:tab/>
-      <w:t>2025-03-23</w:t>
+      <w:t>2025-03-24</w:t>
       <w:br/>
       <w:br/>
     </w:r>

--- a/tillsyn/A 40920-2024 tillsynsbegäran.docx
+++ b/tillsyn/A 40920-2024 tillsynsbegäran.docx
@@ -405,7 +405,7 @@
     <w:r>
       <w:tab/>
       <w:tab/>
-      <w:t>2025-03-24</w:t>
+      <w:t>2025-03-25</w:t>
       <w:br/>
       <w:br/>
     </w:r>

--- a/tillsyn/A 40920-2024 tillsynsbegäran.docx
+++ b/tillsyn/A 40920-2024 tillsynsbegäran.docx
@@ -405,7 +405,7 @@
     <w:r>
       <w:tab/>
       <w:tab/>
-      <w:t>2025-03-25</w:t>
+      <w:t>2025-03-26</w:t>
       <w:br/>
       <w:br/>
     </w:r>

--- a/tillsyn/A 40920-2024 tillsynsbegäran.docx
+++ b/tillsyn/A 40920-2024 tillsynsbegäran.docx
@@ -405,7 +405,7 @@
     <w:r>
       <w:tab/>
       <w:tab/>
-      <w:t>2025-03-26</w:t>
+      <w:t>2025-03-27</w:t>
       <w:br/>
       <w:br/>
     </w:r>

--- a/tillsyn/A 40920-2024 tillsynsbegäran.docx
+++ b/tillsyn/A 40920-2024 tillsynsbegäran.docx
@@ -405,7 +405,7 @@
     <w:r>
       <w:tab/>
       <w:tab/>
-      <w:t>2025-03-27</w:t>
+      <w:t>2025-03-28</w:t>
       <w:br/>
       <w:br/>
     </w:r>

--- a/tillsyn/A 40920-2024 tillsynsbegäran.docx
+++ b/tillsyn/A 40920-2024 tillsynsbegäran.docx
@@ -405,7 +405,7 @@
     <w:r>
       <w:tab/>
       <w:tab/>
-      <w:t>2025-03-28</w:t>
+      <w:t>2025-03-29</w:t>
       <w:br/>
       <w:br/>
     </w:r>

--- a/tillsyn/A 40920-2024 tillsynsbegäran.docx
+++ b/tillsyn/A 40920-2024 tillsynsbegäran.docx
@@ -405,7 +405,7 @@
     <w:r>
       <w:tab/>
       <w:tab/>
-      <w:t>2025-04-02</w:t>
+      <w:t>2025-04-03</w:t>
       <w:br/>
       <w:br/>
     </w:r>

--- a/tillsyn/A 40920-2024 tillsynsbegäran.docx
+++ b/tillsyn/A 40920-2024 tillsynsbegäran.docx
@@ -405,7 +405,7 @@
     <w:r>
       <w:tab/>
       <w:tab/>
-      <w:t>2025-04-03</w:t>
+      <w:t>2025-04-05</w:t>
       <w:br/>
       <w:br/>
     </w:r>

--- a/tillsyn/A 40920-2024 tillsynsbegäran.docx
+++ b/tillsyn/A 40920-2024 tillsynsbegäran.docx
@@ -405,7 +405,7 @@
     <w:r>
       <w:tab/>
       <w:tab/>
-      <w:t>2025-04-05</w:t>
+      <w:t>2025-04-06</w:t>
       <w:br/>
       <w:br/>
     </w:r>

--- a/tillsyn/A 40920-2024 tillsynsbegäran.docx
+++ b/tillsyn/A 40920-2024 tillsynsbegäran.docx
@@ -405,7 +405,7 @@
     <w:r>
       <w:tab/>
       <w:tab/>
-      <w:t>2025-04-06</w:t>
+      <w:t>2025-04-07</w:t>
       <w:br/>
       <w:br/>
     </w:r>

--- a/tillsyn/A 40920-2024 tillsynsbegäran.docx
+++ b/tillsyn/A 40920-2024 tillsynsbegäran.docx
@@ -405,7 +405,7 @@
     <w:r>
       <w:tab/>
       <w:tab/>
-      <w:t>2025-04-07</w:t>
+      <w:t>2025-04-08</w:t>
       <w:br/>
       <w:br/>
     </w:r>

--- a/tillsyn/A 40920-2024 tillsynsbegäran.docx
+++ b/tillsyn/A 40920-2024 tillsynsbegäran.docx
@@ -405,7 +405,7 @@
     <w:r>
       <w:tab/>
       <w:tab/>
-      <w:t>2025-04-08</w:t>
+      <w:t>2025-04-09</w:t>
       <w:br/>
       <w:br/>
     </w:r>

--- a/tillsyn/A 40920-2024 tillsynsbegäran.docx
+++ b/tillsyn/A 40920-2024 tillsynsbegäran.docx
@@ -100,6 +100,44 @@
       <w:r>
         <w:t xml:space="preserve"> är en mycket bra signalart inom hela sitt utbredningsområde. Den är huvudsakligen knuten till restbestånd av barrnaturskog och förekommer med ett tydligt optimum i orörda eller måttligt påverkade gamla granskogar där det föreligger långvarig kontinuitet av grov död ved. Lokaler som hyser arten, speciellt i mellersta och södra Sverige, bör undantas från skogsbruk (SLU Artdatabanken, 2024; Nitare &amp; Skogsstyrelsen, 2019).</w:t>
       </w:r>
+      <w:r>
+        <w:rPr>
+          <w:b/>
+        </w:rPr>
+        <w:t>Grön jordtunga</w:t>
+      </w:r>
+      <w:r>
+        <w:t xml:space="preserve"> växer i fuktiga lövskogar och svämskogar, oftast i direkt anslutning till bäckar, åar, sjöar och skogskärr. Svampen är uttorkningskänslig och den indikerar biotoper med hög luftfuktighet. All avverkning eller dränering innebär ett hot (Nitare &amp; Skogsstyrelsen, 2019).</w:t>
+      </w:r>
+    </w:p>
+    <w:p>
+      <w:r>
+        <w:rPr>
+          <w:b/>
+        </w:rPr>
+        <w:t>Ullticka (NT)</w:t>
+      </w:r>
+      <w:r>
+        <w:t xml:space="preserve"> är knuten till restbestånd av barrnaturskog och förekommer med ett tydligt optimum i orörda eller måttligt påverkade gamla granskogar där det föreligger viss kontinuitet av grov död ved. Ullticka är en bra signalart inom hela sitt utbredningsområde och i södra Sverige är den sällsynt och en god signalart för skyddsvärda granskogsmiljöer. Den hotas av avverkning och fragmentering av naturskog och äldre granskog med lång trädkontinuitet. På ullticka kan ibland ulltickeporing (VU) påträffas - det är en sällsynt ticka som nyligen delats upp i tre olika arter: </w:t>
+      </w:r>
+      <w:r>
+        <w:rPr>
+          <w:i/>
+        </w:rPr>
+        <w:t xml:space="preserve">Skeletocutis brevispora </w:t>
+      </w:r>
+      <w:r>
+        <w:t>(ulltickeporing)</w:t>
+      </w:r>
+      <w:r>
+        <w:rPr>
+          <w:i/>
+        </w:rPr>
+        <w:t>, Skeletocutis delicata och Skeletocutis exilis</w:t>
+      </w:r>
+      <w:r>
+        <w:t>. De två sistnämnda arterna står för närvarande (2020) som ej bedömda i rödlistan (SLU Artdatabanken, 2024; Nitare &amp; Skogsstyrelsen, 2019; Miettinen &amp; Niemelä, 2018).</w:t>
+      </w:r>
     </w:p>
     <w:p>
       <w:pPr>
@@ -167,7 +205,7 @@
     </w:p>
     <w:p>
       <w:r>
-        <w:t xml:space="preserve">Talltita är rödlistad som NT, fridlyst och prioriterad art i Skogsvårdslagen. Den omfattas av EU:s fågeldirektiv. Arten har minskat kraftigt de senaste 30 åren och minskningstakten innevarande 10-årsperiod beräknas till 20 (10–30) % (SLU Artdatabanken, 2022). </w:t>
+        <w:t>Talltita är rödlistad som NT, fridlyst och prioriterad art i Skogsvårdslagen. Den omfattas av EU:s fågeldirektiv. Arten har minskat kraftigt de senaste 30 åren och minskningstakten innevarande 10-årsperiod beräknas till 20 (10–30) % (SLU Artdatabanken, 2022).</w:t>
       </w:r>
     </w:p>
     <w:p>
@@ -204,7 +242,7 @@
         <w:t xml:space="preserve">Differential demographic responses of sympatric Parids to vegetation management in boreal forest. </w:t>
       </w:r>
       <w:r>
-        <w:t xml:space="preserve">For. Ecol. Manage. 319, 169–175. </w:t>
+        <w:t>For. Ecol. Manage. 319, 169–175.</w:t>
       </w:r>
     </w:p>
     <w:p>
@@ -218,7 +256,7 @@
         <w:t xml:space="preserve">Coherence, composition and territories of winter social groups of the Willow Tit Parus montanus and the Crested Tit P. cristatus. </w:t>
       </w:r>
       <w:r>
-        <w:t xml:space="preserve">Ornis Scandinavica, 10, pp 56–68 </w:t>
+        <w:t>Ornis Scandinavica, 10, pp 56–68</w:t>
       </w:r>
     </w:p>
     <w:p>
@@ -232,7 +270,7 @@
         <w:t xml:space="preserve">Impact of forestry practices on fitness correlates and population productivity in an open-nesting bird species. </w:t>
       </w:r>
       <w:r>
-        <w:t xml:space="preserve">Conserv. Biol. 21, 767–774. https://doi.org/10.1111/j.1523- 1739.2007.00675.x </w:t>
+        <w:t>Conserv. Biol. 21, 767–774. https://doi.org/10.1111/j.1523- 1739.2007.00675.x</w:t>
       </w:r>
     </w:p>
     <w:p>
@@ -405,7 +443,7 @@
     <w:r>
       <w:tab/>
       <w:tab/>
-      <w:t>2025-04-09</w:t>
+      <w:t>2025-04-10</w:t>
       <w:br/>
       <w:br/>
     </w:r>

--- a/tillsyn/A 40920-2024 tillsynsbegäran.docx
+++ b/tillsyn/A 40920-2024 tillsynsbegäran.docx
@@ -443,7 +443,7 @@
     <w:r>
       <w:tab/>
       <w:tab/>
-      <w:t>2025-04-10</w:t>
+      <w:t>2025-04-11</w:t>
       <w:br/>
       <w:br/>
     </w:r>

--- a/tillsyn/A 40920-2024 tillsynsbegäran.docx
+++ b/tillsyn/A 40920-2024 tillsynsbegäran.docx
@@ -443,7 +443,7 @@
     <w:r>
       <w:tab/>
       <w:tab/>
-      <w:t>2025-04-11</w:t>
+      <w:t>2025-04-12</w:t>
       <w:br/>
       <w:br/>
     </w:r>

--- a/tillsyn/A 40920-2024 tillsynsbegäran.docx
+++ b/tillsyn/A 40920-2024 tillsynsbegäran.docx
@@ -443,7 +443,7 @@
     <w:r>
       <w:tab/>
       <w:tab/>
-      <w:t>2025-04-12</w:t>
+      <w:t>2025-04-13</w:t>
       <w:br/>
       <w:br/>
     </w:r>

--- a/tillsyn/A 40920-2024 tillsynsbegäran.docx
+++ b/tillsyn/A 40920-2024 tillsynsbegäran.docx
@@ -99,15 +99,6 @@
       </w:r>
       <w:r>
         <w:t xml:space="preserve"> är en mycket bra signalart inom hela sitt utbredningsområde. Den är huvudsakligen knuten till restbestånd av barrnaturskog och förekommer med ett tydligt optimum i orörda eller måttligt påverkade gamla granskogar där det föreligger långvarig kontinuitet av grov död ved. Lokaler som hyser arten, speciellt i mellersta och södra Sverige, bör undantas från skogsbruk (SLU Artdatabanken, 2024; Nitare &amp; Skogsstyrelsen, 2019).</w:t>
-      </w:r>
-      <w:r>
-        <w:rPr>
-          <w:b/>
-        </w:rPr>
-        <w:t>Grön jordtunga</w:t>
-      </w:r>
-      <w:r>
-        <w:t xml:space="preserve"> växer i fuktiga lövskogar och svämskogar, oftast i direkt anslutning till bäckar, åar, sjöar och skogskärr. Svampen är uttorkningskänslig och den indikerar biotoper med hög luftfuktighet. All avverkning eller dränering innebär ett hot (Nitare &amp; Skogsstyrelsen, 2019).</w:t>
       </w:r>
     </w:p>
     <w:p>
@@ -443,7 +434,7 @@
     <w:r>
       <w:tab/>
       <w:tab/>
-      <w:t>2025-04-13</w:t>
+      <w:t>2025-04-14</w:t>
       <w:br/>
       <w:br/>
     </w:r>

--- a/tillsyn/A 40920-2024 tillsynsbegäran.docx
+++ b/tillsyn/A 40920-2024 tillsynsbegäran.docx
@@ -434,7 +434,7 @@
     <w:r>
       <w:tab/>
       <w:tab/>
-      <w:t>2025-04-14</w:t>
+      <w:t>2025-04-15</w:t>
       <w:br/>
       <w:br/>
     </w:r>

--- a/tillsyn/A 40920-2024 tillsynsbegäran.docx
+++ b/tillsyn/A 40920-2024 tillsynsbegäran.docx
@@ -434,7 +434,7 @@
     <w:r>
       <w:tab/>
       <w:tab/>
-      <w:t>2025-04-15</w:t>
+      <w:t>2025-04-16</w:t>
       <w:br/>
       <w:br/>
     </w:r>

--- a/tillsyn/A 40920-2024 tillsynsbegäran.docx
+++ b/tillsyn/A 40920-2024 tillsynsbegäran.docx
@@ -434,7 +434,7 @@
     <w:r>
       <w:tab/>
       <w:tab/>
-      <w:t>2025-04-16</w:t>
+      <w:t>2025-04-17</w:t>
       <w:br/>
       <w:br/>
     </w:r>

--- a/tillsyn/A 40920-2024 tillsynsbegäran.docx
+++ b/tillsyn/A 40920-2024 tillsynsbegäran.docx
@@ -434,7 +434,7 @@
     <w:r>
       <w:tab/>
       <w:tab/>
-      <w:t>2025-04-17</w:t>
+      <w:t>2025-04-18</w:t>
       <w:br/>
       <w:br/>
     </w:r>

--- a/tillsyn/A 40920-2024 tillsynsbegäran.docx
+++ b/tillsyn/A 40920-2024 tillsynsbegäran.docx
@@ -434,7 +434,7 @@
     <w:r>
       <w:tab/>
       <w:tab/>
-      <w:t>2025-04-18</w:t>
+      <w:t>2025-04-19</w:t>
       <w:br/>
       <w:br/>
     </w:r>

--- a/tillsyn/A 40920-2024 tillsynsbegäran.docx
+++ b/tillsyn/A 40920-2024 tillsynsbegäran.docx
@@ -445,7 +445,7 @@
     <w:r>
       <w:tab/>
       <w:tab/>
-      <w:t>2025-05-03</w:t>
+      <w:t>2025-05-04</w:t>
       <w:br/>
       <w:br/>
     </w:r>

--- a/tillsyn/A 40920-2024 tillsynsbegäran.docx
+++ b/tillsyn/A 40920-2024 tillsynsbegäran.docx
@@ -445,7 +445,7 @@
     <w:r>
       <w:tab/>
       <w:tab/>
-      <w:t>2025-05-04</w:t>
+      <w:t>2025-05-06</w:t>
       <w:br/>
       <w:br/>
     </w:r>

--- a/tillsyn/A 40920-2024 tillsynsbegäran.docx
+++ b/tillsyn/A 40920-2024 tillsynsbegäran.docx
@@ -445,7 +445,7 @@
     <w:r>
       <w:tab/>
       <w:tab/>
-      <w:t>2025-05-06</w:t>
+      <w:t>2025-05-07</w:t>
       <w:br/>
       <w:br/>
     </w:r>

--- a/tillsyn/A 40920-2024 tillsynsbegäran.docx
+++ b/tillsyn/A 40920-2024 tillsynsbegäran.docx
@@ -445,7 +445,7 @@
     <w:r>
       <w:tab/>
       <w:tab/>
-      <w:t>2025-05-07</w:t>
+      <w:t>2025-05-08</w:t>
       <w:br/>
       <w:br/>
     </w:r>

--- a/tillsyn/A 40920-2024 tillsynsbegäran.docx
+++ b/tillsyn/A 40920-2024 tillsynsbegäran.docx
@@ -445,7 +445,7 @@
     <w:r>
       <w:tab/>
       <w:tab/>
-      <w:t>2025-05-08</w:t>
+      <w:t>2025-05-09</w:t>
       <w:br/>
       <w:br/>
     </w:r>

--- a/tillsyn/A 40920-2024 tillsynsbegäran.docx
+++ b/tillsyn/A 40920-2024 tillsynsbegäran.docx
@@ -445,7 +445,7 @@
     <w:r>
       <w:tab/>
       <w:tab/>
-      <w:t>2025-05-09</w:t>
+      <w:t>2025-05-10</w:t>
       <w:br/>
       <w:br/>
     </w:r>

--- a/tillsyn/A 40920-2024 tillsynsbegäran.docx
+++ b/tillsyn/A 40920-2024 tillsynsbegäran.docx
@@ -445,7 +445,7 @@
     <w:r>
       <w:tab/>
       <w:tab/>
-      <w:t>2025-05-10</w:t>
+      <w:t>2025-05-11</w:t>
       <w:br/>
       <w:br/>
     </w:r>

--- a/tillsyn/A 40920-2024 tillsynsbegäran.docx
+++ b/tillsyn/A 40920-2024 tillsynsbegäran.docx
@@ -445,7 +445,7 @@
     <w:r>
       <w:tab/>
       <w:tab/>
-      <w:t>2025-05-11</w:t>
+      <w:t>2025-05-12</w:t>
       <w:br/>
       <w:br/>
     </w:r>

--- a/tillsyn/A 40920-2024 tillsynsbegäran.docx
+++ b/tillsyn/A 40920-2024 tillsynsbegäran.docx
@@ -445,7 +445,7 @@
     <w:r>
       <w:tab/>
       <w:tab/>
-      <w:t>2025-05-12</w:t>
+      <w:t>2025-05-13</w:t>
       <w:br/>
       <w:br/>
     </w:r>

--- a/tillsyn/A 40920-2024 tillsynsbegäran.docx
+++ b/tillsyn/A 40920-2024 tillsynsbegäran.docx
@@ -445,7 +445,7 @@
     <w:r>
       <w:tab/>
       <w:tab/>
-      <w:t>2025-05-13</w:t>
+      <w:t>2025-05-14</w:t>
       <w:br/>
       <w:br/>
     </w:r>

--- a/tillsyn/A 40920-2024 tillsynsbegäran.docx
+++ b/tillsyn/A 40920-2024 tillsynsbegäran.docx
@@ -445,7 +445,7 @@
     <w:r>
       <w:tab/>
       <w:tab/>
-      <w:t>2025-05-14</w:t>
+      <w:t>2025-05-15</w:t>
       <w:br/>
       <w:br/>
     </w:r>

--- a/tillsyn/A 40920-2024 tillsynsbegäran.docx
+++ b/tillsyn/A 40920-2024 tillsynsbegäran.docx
@@ -445,7 +445,7 @@
     <w:r>
       <w:tab/>
       <w:tab/>
-      <w:t>2025-05-15</w:t>
+      <w:t>2025-05-16</w:t>
       <w:br/>
       <w:br/>
     </w:r>

--- a/tillsyn/A 40920-2024 tillsynsbegäran.docx
+++ b/tillsyn/A 40920-2024 tillsynsbegäran.docx
@@ -445,7 +445,7 @@
     <w:r>
       <w:tab/>
       <w:tab/>
-      <w:t>2025-05-16</w:t>
+      <w:t>2025-05-17</w:t>
       <w:br/>
       <w:br/>
     </w:r>

--- a/tillsyn/A 40920-2024 tillsynsbegäran.docx
+++ b/tillsyn/A 40920-2024 tillsynsbegäran.docx
@@ -445,7 +445,7 @@
     <w:r>
       <w:tab/>
       <w:tab/>
-      <w:t>2025-05-17</w:t>
+      <w:t>2025-05-18</w:t>
       <w:br/>
       <w:br/>
     </w:r>

--- a/tillsyn/A 40920-2024 tillsynsbegäran.docx
+++ b/tillsyn/A 40920-2024 tillsynsbegäran.docx
@@ -445,7 +445,7 @@
     <w:r>
       <w:tab/>
       <w:tab/>
-      <w:t>2025-05-18</w:t>
+      <w:t>2025-05-19</w:t>
       <w:br/>
       <w:br/>
     </w:r>

--- a/tillsyn/A 40920-2024 tillsynsbegäran.docx
+++ b/tillsyn/A 40920-2024 tillsynsbegäran.docx
@@ -445,7 +445,7 @@
     <w:r>
       <w:tab/>
       <w:tab/>
-      <w:t>2025-05-19</w:t>
+      <w:t>2025-05-20</w:t>
       <w:br/>
       <w:br/>
     </w:r>

--- a/tillsyn/A 40920-2024 tillsynsbegäran.docx
+++ b/tillsyn/A 40920-2024 tillsynsbegäran.docx
@@ -445,7 +445,7 @@
     <w:r>
       <w:tab/>
       <w:tab/>
-      <w:t>2025-05-20</w:t>
+      <w:t>2025-05-21</w:t>
       <w:br/>
       <w:br/>
     </w:r>

--- a/tillsyn/A 40920-2024 tillsynsbegäran.docx
+++ b/tillsyn/A 40920-2024 tillsynsbegäran.docx
@@ -445,7 +445,7 @@
     <w:r>
       <w:tab/>
       <w:tab/>
-      <w:t>2025-05-21</w:t>
+      <w:t>2025-05-22</w:t>
       <w:br/>
       <w:br/>
     </w:r>

--- a/tillsyn/A 40920-2024 tillsynsbegäran.docx
+++ b/tillsyn/A 40920-2024 tillsynsbegäran.docx
@@ -445,7 +445,7 @@
     <w:r>
       <w:tab/>
       <w:tab/>
-      <w:t>2025-05-22</w:t>
+      <w:t>2025-05-23</w:t>
       <w:br/>
       <w:br/>
     </w:r>

--- a/tillsyn/A 40920-2024 tillsynsbegäran.docx
+++ b/tillsyn/A 40920-2024 tillsynsbegäran.docx
@@ -445,7 +445,7 @@
     <w:r>
       <w:tab/>
       <w:tab/>
-      <w:t>2025-05-23</w:t>
+      <w:t>2025-05-24</w:t>
       <w:br/>
       <w:br/>
     </w:r>

--- a/tillsyn/A 40920-2024 tillsynsbegäran.docx
+++ b/tillsyn/A 40920-2024 tillsynsbegäran.docx
@@ -445,7 +445,7 @@
     <w:r>
       <w:tab/>
       <w:tab/>
-      <w:t>2025-05-24</w:t>
+      <w:t>2025-05-25</w:t>
       <w:br/>
       <w:br/>
     </w:r>

--- a/tillsyn/A 40920-2024 tillsynsbegäran.docx
+++ b/tillsyn/A 40920-2024 tillsynsbegäran.docx
@@ -445,7 +445,7 @@
     <w:r>
       <w:tab/>
       <w:tab/>
-      <w:t>2025-05-25</w:t>
+      <w:t>2025-05-26</w:t>
       <w:br/>
       <w:br/>
     </w:r>

--- a/tillsyn/A 40920-2024 tillsynsbegäran.docx
+++ b/tillsyn/A 40920-2024 tillsynsbegäran.docx
@@ -445,7 +445,7 @@
     <w:r>
       <w:tab/>
       <w:tab/>
-      <w:t>2025-05-26</w:t>
+      <w:t>2025-05-27</w:t>
       <w:br/>
       <w:br/>
     </w:r>

--- a/tillsyn/A 40920-2024 tillsynsbegäran.docx
+++ b/tillsyn/A 40920-2024 tillsynsbegäran.docx
@@ -445,7 +445,7 @@
     <w:r>
       <w:tab/>
       <w:tab/>
-      <w:t>2025-05-27</w:t>
+      <w:t>2025-05-30</w:t>
       <w:br/>
       <w:br/>
     </w:r>

--- a/tillsyn/A 40920-2024 tillsynsbegäran.docx
+++ b/tillsyn/A 40920-2024 tillsynsbegäran.docx
@@ -445,7 +445,7 @@
     <w:r>
       <w:tab/>
       <w:tab/>
-      <w:t>2025-05-30</w:t>
+      <w:t>2025-06-01</w:t>
       <w:br/>
       <w:br/>
     </w:r>

--- a/tillsyn/A 40920-2024 tillsynsbegäran.docx
+++ b/tillsyn/A 40920-2024 tillsynsbegäran.docx
@@ -445,7 +445,7 @@
     <w:r>
       <w:tab/>
       <w:tab/>
-      <w:t>2025-06-01</w:t>
+      <w:t>2025-06-02</w:t>
       <w:br/>
       <w:br/>
     </w:r>

--- a/tillsyn/A 40920-2024 tillsynsbegäran.docx
+++ b/tillsyn/A 40920-2024 tillsynsbegäran.docx
@@ -445,7 +445,7 @@
     <w:r>
       <w:tab/>
       <w:tab/>
-      <w:t>2025-06-02</w:t>
+      <w:t>2025-06-03</w:t>
       <w:br/>
       <w:br/>
     </w:r>

--- a/tillsyn/A 40920-2024 tillsynsbegäran.docx
+++ b/tillsyn/A 40920-2024 tillsynsbegäran.docx
@@ -445,7 +445,7 @@
     <w:r>
       <w:tab/>
       <w:tab/>
-      <w:t>2025-06-03</w:t>
+      <w:t>2025-06-04</w:t>
       <w:br/>
       <w:br/>
     </w:r>

--- a/tillsyn/A 40920-2024 tillsynsbegäran.docx
+++ b/tillsyn/A 40920-2024 tillsynsbegäran.docx
@@ -445,7 +445,7 @@
     <w:r>
       <w:tab/>
       <w:tab/>
-      <w:t>2025-06-04</w:t>
+      <w:t>2025-06-05</w:t>
       <w:br/>
       <w:br/>
     </w:r>

--- a/tillsyn/A 40920-2024 tillsynsbegäran.docx
+++ b/tillsyn/A 40920-2024 tillsynsbegäran.docx
@@ -445,7 +445,7 @@
     <w:r>
       <w:tab/>
       <w:tab/>
-      <w:t>2025-06-05</w:t>
+      <w:t>2025-06-13</w:t>
       <w:br/>
       <w:br/>
     </w:r>

--- a/tillsyn/A 40920-2024 tillsynsbegäran.docx
+++ b/tillsyn/A 40920-2024 tillsynsbegäran.docx
@@ -445,7 +445,7 @@
     <w:r>
       <w:tab/>
       <w:tab/>
-      <w:t>2025-06-13</w:t>
+      <w:t>2025-06-15</w:t>
       <w:br/>
       <w:br/>
     </w:r>

--- a/tillsyn/A 40920-2024 tillsynsbegäran.docx
+++ b/tillsyn/A 40920-2024 tillsynsbegäran.docx
@@ -445,7 +445,7 @@
     <w:r>
       <w:tab/>
       <w:tab/>
-      <w:t>2025-06-15</w:t>
+      <w:t>2025-06-16</w:t>
       <w:br/>
       <w:br/>
     </w:r>

--- a/tillsyn/A 40920-2024 tillsynsbegäran.docx
+++ b/tillsyn/A 40920-2024 tillsynsbegäran.docx
@@ -445,7 +445,7 @@
     <w:r>
       <w:tab/>
       <w:tab/>
-      <w:t>2025-06-16</w:t>
+      <w:t>2025-06-17</w:t>
       <w:br/>
       <w:br/>
     </w:r>

--- a/tillsyn/A 40920-2024 tillsynsbegäran.docx
+++ b/tillsyn/A 40920-2024 tillsynsbegäran.docx
@@ -445,7 +445,7 @@
     <w:r>
       <w:tab/>
       <w:tab/>
-      <w:t>2025-06-17</w:t>
+      <w:t>2025-06-18</w:t>
       <w:br/>
       <w:br/>
     </w:r>

--- a/tillsyn/A 40920-2024 tillsynsbegäran.docx
+++ b/tillsyn/A 40920-2024 tillsynsbegäran.docx
@@ -445,7 +445,7 @@
     <w:r>
       <w:tab/>
       <w:tab/>
-      <w:t>2025-06-18</w:t>
+      <w:t>2025-06-19</w:t>
       <w:br/>
       <w:br/>
     </w:r>

--- a/tillsyn/A 40920-2024 tillsynsbegäran.docx
+++ b/tillsyn/A 40920-2024 tillsynsbegäran.docx
@@ -445,7 +445,7 @@
     <w:r>
       <w:tab/>
       <w:tab/>
-      <w:t>2025-06-19</w:t>
+      <w:t>2025-06-20</w:t>
       <w:br/>
       <w:br/>
     </w:r>

--- a/tillsyn/A 40920-2024 tillsynsbegäran.docx
+++ b/tillsyn/A 40920-2024 tillsynsbegäran.docx
@@ -445,7 +445,7 @@
     <w:r>
       <w:tab/>
       <w:tab/>
-      <w:t>2025-06-20</w:t>
+      <w:t>2025-06-21</w:t>
       <w:br/>
       <w:br/>
     </w:r>

--- a/tillsyn/A 40920-2024 tillsynsbegäran.docx
+++ b/tillsyn/A 40920-2024 tillsynsbegäran.docx
@@ -445,7 +445,7 @@
     <w:r>
       <w:tab/>
       <w:tab/>
-      <w:t>2025-06-21</w:t>
+      <w:t>2025-06-22</w:t>
       <w:br/>
       <w:br/>
     </w:r>

--- a/tillsyn/A 40920-2024 tillsynsbegäran.docx
+++ b/tillsyn/A 40920-2024 tillsynsbegäran.docx
@@ -445,7 +445,7 @@
     <w:r>
       <w:tab/>
       <w:tab/>
-      <w:t>2025-06-22</w:t>
+      <w:t>2025-06-23</w:t>
       <w:br/>
       <w:br/>
     </w:r>

--- a/tillsyn/A 40920-2024 tillsynsbegäran.docx
+++ b/tillsyn/A 40920-2024 tillsynsbegäran.docx
@@ -445,7 +445,7 @@
     <w:r>
       <w:tab/>
       <w:tab/>
-      <w:t>2025-06-23</w:t>
+      <w:t>2025-06-24</w:t>
       <w:br/>
       <w:br/>
     </w:r>

--- a/tillsyn/A 40920-2024 tillsynsbegäran.docx
+++ b/tillsyn/A 40920-2024 tillsynsbegäran.docx
@@ -445,7 +445,7 @@
     <w:r>
       <w:tab/>
       <w:tab/>
-      <w:t>2025-06-24</w:t>
+      <w:t>2025-06-25</w:t>
       <w:br/>
       <w:br/>
     </w:r>

--- a/tillsyn/A 40920-2024 tillsynsbegäran.docx
+++ b/tillsyn/A 40920-2024 tillsynsbegäran.docx
@@ -445,7 +445,7 @@
     <w:r>
       <w:tab/>
       <w:tab/>
-      <w:t>2025-06-25</w:t>
+      <w:t>2025-06-26</w:t>
       <w:br/>
       <w:br/>
     </w:r>

--- a/tillsyn/A 40920-2024 tillsynsbegäran.docx
+++ b/tillsyn/A 40920-2024 tillsynsbegäran.docx
@@ -445,7 +445,7 @@
     <w:r>
       <w:tab/>
       <w:tab/>
-      <w:t>2025-06-26</w:t>
+      <w:t>2025-06-27</w:t>
       <w:br/>
       <w:br/>
     </w:r>

--- a/tillsyn/A 40920-2024 tillsynsbegäran.docx
+++ b/tillsyn/A 40920-2024 tillsynsbegäran.docx
@@ -445,7 +445,7 @@
     <w:r>
       <w:tab/>
       <w:tab/>
-      <w:t>2025-06-27</w:t>
+      <w:t>2025-06-28</w:t>
       <w:br/>
       <w:br/>
     </w:r>

--- a/tillsyn/A 40920-2024 tillsynsbegäran.docx
+++ b/tillsyn/A 40920-2024 tillsynsbegäran.docx
@@ -445,7 +445,7 @@
     <w:r>
       <w:tab/>
       <w:tab/>
-      <w:t>2025-06-28</w:t>
+      <w:t>2025-06-29</w:t>
       <w:br/>
       <w:br/>
     </w:r>

--- a/tillsyn/A 40920-2024 tillsynsbegäran.docx
+++ b/tillsyn/A 40920-2024 tillsynsbegäran.docx
@@ -445,7 +445,7 @@
     <w:r>
       <w:tab/>
       <w:tab/>
-      <w:t>2025-06-29</w:t>
+      <w:t>2025-06-30</w:t>
       <w:br/>
       <w:br/>
     </w:r>

--- a/tillsyn/A 40920-2024 tillsynsbegäran.docx
+++ b/tillsyn/A 40920-2024 tillsynsbegäran.docx
@@ -445,7 +445,7 @@
     <w:r>
       <w:tab/>
       <w:tab/>
-      <w:t>2025-06-30</w:t>
+      <w:t>2025-07-01</w:t>
       <w:br/>
       <w:br/>
     </w:r>

--- a/tillsyn/A 40920-2024 tillsynsbegäran.docx
+++ b/tillsyn/A 40920-2024 tillsynsbegäran.docx
@@ -445,7 +445,7 @@
     <w:r>
       <w:tab/>
       <w:tab/>
-      <w:t>2025-07-01</w:t>
+      <w:t>2025-07-02</w:t>
       <w:br/>
       <w:br/>
     </w:r>

--- a/tillsyn/A 40920-2024 tillsynsbegäran.docx
+++ b/tillsyn/A 40920-2024 tillsynsbegäran.docx
@@ -445,7 +445,7 @@
     <w:r>
       <w:tab/>
       <w:tab/>
-      <w:t>2025-07-02</w:t>
+      <w:t>2025-07-03</w:t>
       <w:br/>
       <w:br/>
     </w:r>

--- a/tillsyn/A 40920-2024 tillsynsbegäran.docx
+++ b/tillsyn/A 40920-2024 tillsynsbegäran.docx
@@ -445,7 +445,7 @@
     <w:r>
       <w:tab/>
       <w:tab/>
-      <w:t>2025-07-03</w:t>
+      <w:t>2025-07-04</w:t>
       <w:br/>
       <w:br/>
     </w:r>

--- a/tillsyn/A 40920-2024 tillsynsbegäran.docx
+++ b/tillsyn/A 40920-2024 tillsynsbegäran.docx
@@ -445,7 +445,7 @@
     <w:r>
       <w:tab/>
       <w:tab/>
-      <w:t>2025-07-04</w:t>
+      <w:t>2025-07-05</w:t>
       <w:br/>
       <w:br/>
     </w:r>

--- a/tillsyn/A 40920-2024 tillsynsbegäran.docx
+++ b/tillsyn/A 40920-2024 tillsynsbegäran.docx
@@ -445,7 +445,7 @@
     <w:r>
       <w:tab/>
       <w:tab/>
-      <w:t>2025-07-05</w:t>
+      <w:t>2025-07-06</w:t>
       <w:br/>
       <w:br/>
     </w:r>

--- a/tillsyn/A 40920-2024 tillsynsbegäran.docx
+++ b/tillsyn/A 40920-2024 tillsynsbegäran.docx
@@ -445,7 +445,7 @@
     <w:r>
       <w:tab/>
       <w:tab/>
-      <w:t>2025-07-06</w:t>
+      <w:t>2025-07-07</w:t>
       <w:br/>
       <w:br/>
     </w:r>

--- a/tillsyn/A 40920-2024 tillsynsbegäran.docx
+++ b/tillsyn/A 40920-2024 tillsynsbegäran.docx
@@ -445,7 +445,7 @@
     <w:r>
       <w:tab/>
       <w:tab/>
-      <w:t>2025-07-07</w:t>
+      <w:t>2025-07-08</w:t>
       <w:br/>
       <w:br/>
     </w:r>

--- a/tillsyn/A 40920-2024 tillsynsbegäran.docx
+++ b/tillsyn/A 40920-2024 tillsynsbegäran.docx
@@ -445,7 +445,7 @@
     <w:r>
       <w:tab/>
       <w:tab/>
-      <w:t>2025-07-08</w:t>
+      <w:t>2025-07-09</w:t>
       <w:br/>
       <w:br/>
     </w:r>

--- a/tillsyn/A 40920-2024 tillsynsbegäran.docx
+++ b/tillsyn/A 40920-2024 tillsynsbegäran.docx
@@ -445,7 +445,7 @@
     <w:r>
       <w:tab/>
       <w:tab/>
-      <w:t>2025-07-09</w:t>
+      <w:t>2025-07-11</w:t>
       <w:br/>
       <w:br/>
     </w:r>

--- a/tillsyn/A 40920-2024 tillsynsbegäran.docx
+++ b/tillsyn/A 40920-2024 tillsynsbegäran.docx
@@ -445,7 +445,7 @@
     <w:r>
       <w:tab/>
       <w:tab/>
-      <w:t>2025-07-11</w:t>
+      <w:t>2025-07-12</w:t>
       <w:br/>
       <w:br/>
     </w:r>

--- a/tillsyn/A 40920-2024 tillsynsbegäran.docx
+++ b/tillsyn/A 40920-2024 tillsynsbegäran.docx
@@ -445,7 +445,7 @@
     <w:r>
       <w:tab/>
       <w:tab/>
-      <w:t>2025-07-12</w:t>
+      <w:t>2025-07-13</w:t>
       <w:br/>
       <w:br/>
     </w:r>

--- a/tillsyn/A 40920-2024 tillsynsbegäran.docx
+++ b/tillsyn/A 40920-2024 tillsynsbegäran.docx
@@ -445,7 +445,7 @@
     <w:r>
       <w:tab/>
       <w:tab/>
-      <w:t>2025-07-13</w:t>
+      <w:t>2025-07-14</w:t>
       <w:br/>
       <w:br/>
     </w:r>

--- a/tillsyn/A 40920-2024 tillsynsbegäran.docx
+++ b/tillsyn/A 40920-2024 tillsynsbegäran.docx
@@ -445,7 +445,7 @@
     <w:r>
       <w:tab/>
       <w:tab/>
-      <w:t>2025-08-06</w:t>
+      <w:t>2025-08-09</w:t>
       <w:br/>
       <w:br/>
     </w:r>
